--- a/submission/SFR_submission/03_Tables.docx
+++ b/submission/SFR_submission/03_Tables.docx
@@ -20,7 +20,7 @@
         <w:rPr>
           <w:sz w:val="20"/>
         </w:rPr>
-        <w:t>Characteristics of scored firms in the year before their first LSEG ESG score and of never-scored firm-years</w:t>
+        <w:t>Characteristics of scored firms in the base year and of never-scored firm-years</w:t>
       </w:r>
     </w:p>
     <w:tbl>
@@ -1962,7 +1962,7 @@
         <w:rPr>
           <w:sz w:val="18"/>
         </w:rPr>
-        <w:t>ATT is the average effect over event years 0 to 3 (Eq. 6), with bootstrap standard errors and unadjusted 95% intervals; p-values of the three secondary outcomes are Holm-adjusted. MDE is the minimum detectable effect at 80% power, and pre-trend p is the joint test of Eq. (8).</w:t>
+        <w:t>ATT is the average effect over event years 0 to 3 (Eq. 6), with bootstrap standard errors and unadjusted 95% confidence intervals (CI); p-values of the three secondary outcomes are Holm-adjusted. MDE is the minimum detectable effect at 80% power, and pre-trend p is the joint test of Eq. (8).</w:t>
       </w:r>
     </w:p>
     <w:p>
